--- a/worlds/marva-lydell/world-files/files/DB_Respiratory_Therapy_Note.docx
+++ b/worlds/marva-lydell/world-files/files/DB_Respiratory_Therapy_Note.docx
@@ -273,7 +273,7 @@
           <w:szCs w:val="20"/>
           <w:rtl w:val="0"/>
         </w:rPr>
-        <w:t xml:space="preserve">RESPONSE: [Improved / No change / Worsened — specify]</w:t>
+        <w:t xml:space="preserve">RESPONSE: [Improved / No change / Worsened - specify]</w:t>
       </w:r>
       <w:r>
         <w:rPr>
